--- a/周报/廖晨翔5.docx
+++ b/周报/廖晨翔5.docx
@@ -347,10 +347,28 @@
             <w:pPr>
               <w:textAlignment w:val="top"/>
               <w:rPr>
+                <w:rFonts w:ascii="宋体" w:eastAsia="宋体" w:hAnsi="宋体" w:cs="宋体" w:hint="eastAsia"/>
+                <w:color w:val="000000"/>
+                <w:lang w:bidi="ar"/>
+              </w:rPr>
+            </w:pPr>
+            <w:r>
+              <w:rPr>
                 <w:rFonts w:ascii="宋体" w:eastAsia="宋体" w:hAnsi="宋体" w:cs="宋体"/>
                 <w:color w:val="000000"/>
                 <w:lang w:bidi="ar"/>
               </w:rPr>
+              <w:t>  参与需求审查，调整小程序的界面交互需求</w:t>
+            </w:r>
+          </w:p>
+          <w:p>
+            <w:pPr>
+              <w:textAlignment w:val="top"/>
+              <w:rPr>
+                <w:rFonts w:ascii="宋体" w:eastAsia="宋体" w:hAnsi="宋体" w:cs="宋体" w:hint="eastAsia"/>
+                <w:color w:val="000000"/>
+                <w:lang w:bidi="ar"/>
+              </w:rPr>
             </w:pPr>
             <w:r>
               <w:rPr>
@@ -358,17 +376,35 @@
                 <w:color w:val="000000"/>
                 <w:lang w:bidi="ar"/>
               </w:rPr>
-              <w:t>  参与需求审查，调整小程序的界面交互需求</w:t>
+              <w:t>  研究小程序的数据存储方式，讨论本地缓存与云存储的结合方案</w:t>
             </w:r>
           </w:p>
           <w:p>
             <w:pPr>
               <w:textAlignment w:val="top"/>
               <w:rPr>
+                <w:rFonts w:ascii="宋体" w:eastAsia="宋体" w:hAnsi="宋体" w:cs="宋体" w:hint="eastAsia"/>
+                <w:color w:val="000000"/>
+                <w:lang w:bidi="ar"/>
+              </w:rPr>
+            </w:pPr>
+            <w:r>
+              <w:rPr>
                 <w:rFonts w:ascii="宋体" w:eastAsia="宋体" w:hAnsi="宋体" w:cs="宋体"/>
                 <w:color w:val="000000"/>
                 <w:lang w:bidi="ar"/>
               </w:rPr>
+              <w:t>  初步设计小程序的架构，划分数据管理、界面交互、可视化展示等模块</w:t>
+            </w:r>
+          </w:p>
+          <w:p>
+            <w:pPr>
+              <w:textAlignment w:val="top"/>
+              <w:rPr>
+                <w:rFonts w:ascii="宋体" w:eastAsia="宋体" w:hAnsi="宋体" w:cs="宋体" w:hint="eastAsia"/>
+                <w:color w:val="000000"/>
+                <w:lang w:bidi="ar"/>
+              </w:rPr>
             </w:pPr>
             <w:r>
               <w:rPr>
@@ -376,17 +412,53 @@
                 <w:color w:val="000000"/>
                 <w:lang w:bidi="ar"/>
               </w:rPr>
-              <w:t>  研究小程序的数据存储方式，讨论本地缓存与云存储的结合方案</w:t>
+              <w:t>  讨论用户体验优化方案，确保小程序交互流程流畅</w:t>
             </w:r>
           </w:p>
           <w:p>
             <w:pPr>
               <w:textAlignment w:val="top"/>
               <w:rPr>
+                <w:rFonts w:ascii="宋体" w:eastAsia="宋体" w:hAnsi="宋体" w:cs="宋体" w:hint="eastAsia"/>
+                <w:color w:val="000000"/>
+                <w:lang w:bidi="ar"/>
+              </w:rPr>
+            </w:pPr>
+            <w:r>
+              <w:rPr>
+                <w:rFonts w:ascii="宋体" w:eastAsia="宋体" w:hAnsi="宋体" w:cs="宋体" w:hint="eastAsia"/>
+                <w:color w:val="000000"/>
+                <w:lang w:bidi="ar"/>
+              </w:rPr>
+              <w:t>未完成的内容：</w:t>
+            </w:r>
+          </w:p>
+          <w:p>
+            <w:pPr>
+              <w:textAlignment w:val="top"/>
+              <w:rPr>
+                <w:rFonts w:ascii="宋体" w:eastAsia="宋体" w:hAnsi="宋体" w:cs="宋体" w:hint="eastAsia"/>
+                <w:color w:val="000000"/>
+                <w:lang w:bidi="ar"/>
+              </w:rPr>
+            </w:pPr>
+            <w:r>
+              <w:rPr>
                 <w:rFonts w:ascii="宋体" w:eastAsia="宋体" w:hAnsi="宋体" w:cs="宋体"/>
                 <w:color w:val="000000"/>
                 <w:lang w:bidi="ar"/>
               </w:rPr>
+              <w:t>  详细的界面设计方案尚未完成，仅完成部分初步框架</w:t>
+            </w:r>
+          </w:p>
+          <w:p>
+            <w:pPr>
+              <w:textAlignment w:val="top"/>
+              <w:rPr>
+                <w:rFonts w:ascii="宋体" w:eastAsia="宋体" w:hAnsi="宋体" w:cs="宋体" w:hint="eastAsia"/>
+                <w:color w:val="000000"/>
+                <w:lang w:bidi="ar"/>
+              </w:rPr>
             </w:pPr>
             <w:r>
               <w:rPr>
@@ -394,97 +466,7 @@
                 <w:color w:val="000000"/>
                 <w:lang w:bidi="ar"/>
               </w:rPr>
-              <w:t>  初步设计小程序的架构，划分数据管理、界面交互、可视化展示等模块</w:t>
-            </w:r>
-          </w:p>
-          <w:p>
-            <w:pPr>
-              <w:textAlignment w:val="top"/>
-              <w:rPr>
-                <w:rFonts w:ascii="宋体" w:eastAsia="宋体" w:hAnsi="宋体" w:cs="宋体"/>
-                <w:color w:val="000000"/>
-                <w:lang w:bidi="ar"/>
-              </w:rPr>
-            </w:pPr>
-            <w:r>
-              <w:rPr>
-                <w:rFonts w:ascii="宋体" w:eastAsia="宋体" w:hAnsi="宋体" w:cs="宋体"/>
-                <w:color w:val="000000"/>
-                <w:lang w:bidi="ar"/>
-              </w:rPr>
-              <w:t>  讨论用户体验优化方案，确保小程序交互流程流畅</w:t>
-            </w:r>
-          </w:p>
-          <w:p>
-            <w:pPr>
-              <w:textAlignment w:val="top"/>
-              <w:rPr>
-                <w:rFonts w:ascii="宋体" w:eastAsia="宋体" w:hAnsi="宋体" w:cs="宋体" w:hint="eastAsia"/>
-                <w:color w:val="000000"/>
-                <w:lang w:bidi="ar"/>
-              </w:rPr>
-            </w:pPr>
-            <w:r>
-              <w:rPr>
-                <w:rFonts w:ascii="宋体" w:eastAsia="宋体" w:hAnsi="宋体" w:cs="宋体" w:hint="eastAsia"/>
-                <w:color w:val="000000"/>
-                <w:lang w:bidi="ar"/>
-              </w:rPr>
-              <w:t>未完成的内容：</w:t>
-            </w:r>
-          </w:p>
-          <w:p>
-            <w:pPr>
-              <w:textAlignment w:val="top"/>
-              <w:rPr>
-                <w:rFonts w:ascii="宋体" w:eastAsia="宋体" w:hAnsi="宋体" w:cs="宋体"/>
-                <w:color w:val="000000"/>
-                <w:lang w:bidi="ar"/>
-              </w:rPr>
-            </w:pPr>
-            <w:r>
-              <w:rPr>
-                <w:rFonts w:ascii="宋体" w:eastAsia="宋体" w:hAnsi="宋体" w:cs="宋体"/>
-                <w:color w:val="000000"/>
-                <w:lang w:bidi="ar"/>
-              </w:rPr>
-              <w:t>  详细的界面设计方案尚未完成，仅完成部分初步框架</w:t>
-            </w:r>
-          </w:p>
-          <w:p>
-            <w:pPr>
-              <w:textAlignment w:val="top"/>
-              <w:rPr>
-                <w:rFonts w:ascii="宋体" w:eastAsia="宋体" w:hAnsi="宋体" w:cs="宋体" w:hint="eastAsia"/>
-                <w:color w:val="000000"/>
-                <w:lang w:bidi="ar"/>
-              </w:rPr>
-            </w:pPr>
-            <w:r>
-              <w:rPr>
-                <w:rFonts w:ascii="宋体" w:eastAsia="宋体" w:hAnsi="宋体" w:cs="宋体"/>
-                <w:color w:val="000000"/>
-                <w:lang w:bidi="ar"/>
-              </w:rPr>
-              <w:t>  仍需研究</w:t>
-            </w:r>
-            <w:proofErr w:type="spellStart"/>
-            <w:r>
-              <w:rPr>
-                <w:rFonts w:ascii="宋体" w:eastAsia="宋体" w:hAnsi="宋体" w:cs="宋体"/>
-                <w:color w:val="000000"/>
-                <w:lang w:bidi="ar"/>
-              </w:rPr>
-              <w:t>ECharts</w:t>
-            </w:r>
-            <w:proofErr w:type="spellEnd"/>
-            <w:r>
-              <w:rPr>
-                <w:rFonts w:ascii="宋体" w:eastAsia="宋体" w:hAnsi="宋体" w:cs="宋体"/>
-                <w:color w:val="000000"/>
-                <w:lang w:bidi="ar"/>
-              </w:rPr>
-              <w:t>的动态数据更新方案，优化数据可视化效果</w:t>
+              <w:t>  仍需研究ECharts的动态数据更新方案，优化数据可视化效果</w:t>
             </w:r>
           </w:p>
         </w:tc>
@@ -604,10 +586,28 @@
             <w:pPr>
               <w:textAlignment w:val="top"/>
               <w:rPr>
+                <w:rFonts w:ascii="宋体" w:eastAsia="宋体" w:hAnsi="宋体" w:cs="宋体" w:hint="eastAsia"/>
+                <w:color w:val="000000"/>
+                <w:lang w:bidi="ar"/>
+              </w:rPr>
+            </w:pPr>
+            <w:r>
+              <w:rPr>
                 <w:rFonts w:ascii="宋体" w:eastAsia="宋体" w:hAnsi="宋体" w:cs="宋体"/>
                 <w:color w:val="000000"/>
                 <w:lang w:bidi="ar"/>
               </w:rPr>
+              <w:t>  小程序的数据存取方式需要优化，避免过多的网络请求导致卡顿</w:t>
+            </w:r>
+          </w:p>
+          <w:p>
+            <w:pPr>
+              <w:textAlignment w:val="top"/>
+              <w:rPr>
+                <w:rFonts w:ascii="宋体" w:eastAsia="宋体" w:hAnsi="宋体" w:cs="宋体" w:hint="eastAsia"/>
+                <w:color w:val="000000"/>
+                <w:lang w:bidi="ar"/>
+              </w:rPr>
             </w:pPr>
             <w:r>
               <w:rPr>
@@ -615,43 +615,7 @@
                 <w:color w:val="000000"/>
                 <w:lang w:bidi="ar"/>
               </w:rPr>
-              <w:t>  小程序的数据存取方式需要优化，避免过多的网络请求导致卡顿</w:t>
-            </w:r>
-          </w:p>
-          <w:p>
-            <w:pPr>
-              <w:textAlignment w:val="top"/>
-              <w:rPr>
-                <w:rFonts w:ascii="宋体" w:eastAsia="宋体" w:hAnsi="宋体" w:cs="宋体" w:hint="eastAsia"/>
-                <w:color w:val="000000"/>
-                <w:lang w:bidi="ar"/>
-              </w:rPr>
-            </w:pPr>
-            <w:r>
-              <w:rPr>
-                <w:rFonts w:ascii="宋体" w:eastAsia="宋体" w:hAnsi="宋体" w:cs="宋体"/>
-                <w:color w:val="000000"/>
-                <w:lang w:bidi="ar"/>
-              </w:rPr>
-              <w:t xml:space="preserve">  </w:t>
-            </w:r>
-            <w:proofErr w:type="spellStart"/>
-            <w:r>
-              <w:rPr>
-                <w:rFonts w:ascii="宋体" w:eastAsia="宋体" w:hAnsi="宋体" w:cs="宋体"/>
-                <w:color w:val="000000"/>
-                <w:lang w:bidi="ar"/>
-              </w:rPr>
-              <w:t>ECharts</w:t>
-            </w:r>
-            <w:proofErr w:type="spellEnd"/>
-            <w:r>
-              <w:rPr>
-                <w:rFonts w:ascii="宋体" w:eastAsia="宋体" w:hAnsi="宋体" w:cs="宋体"/>
-                <w:color w:val="000000"/>
-                <w:lang w:bidi="ar"/>
-              </w:rPr>
-              <w:t>的性能优化仍需进一步测试，确保实时数据显示稳定</w:t>
+              <w:t>  ECharts的性能优化仍需进一步测试，确保实时数据显示稳定</w:t>
             </w:r>
           </w:p>
         </w:tc>
@@ -771,7 +735,7 @@
             <w:pPr>
               <w:textAlignment w:val="top"/>
               <w:rPr>
-                <w:rFonts w:ascii="宋体" w:eastAsia="宋体" w:hAnsi="宋体" w:cs="宋体"/>
+                <w:rFonts w:ascii="宋体" w:eastAsia="宋体" w:hAnsi="宋体" w:cs="宋体" w:hint="eastAsia"/>
                 <w:color w:val="000000"/>
                 <w:lang w:bidi="ar"/>
               </w:rPr>
@@ -1012,10 +976,28 @@
             <w:pPr>
               <w:textAlignment w:val="top"/>
               <w:rPr>
+                <w:rFonts w:ascii="宋体" w:eastAsia="宋体" w:hAnsi="宋体" w:cs="宋体" w:hint="eastAsia"/>
+                <w:color w:val="000000"/>
+                <w:lang w:bidi="ar"/>
+              </w:rPr>
+            </w:pPr>
+            <w:r>
+              <w:rPr>
                 <w:rFonts w:ascii="宋体" w:eastAsia="宋体" w:hAnsi="宋体" w:cs="宋体"/>
                 <w:color w:val="000000"/>
                 <w:lang w:bidi="ar"/>
               </w:rPr>
+              <w:t>  完成小程序界面设计，确保所有功能模块的交互逻辑清晰</w:t>
+            </w:r>
+          </w:p>
+          <w:p>
+            <w:pPr>
+              <w:textAlignment w:val="top"/>
+              <w:rPr>
+                <w:rFonts w:ascii="宋体" w:eastAsia="宋体" w:hAnsi="宋体" w:cs="宋体" w:hint="eastAsia"/>
+                <w:color w:val="000000"/>
+                <w:lang w:bidi="ar"/>
+              </w:rPr>
             </w:pPr>
             <w:r>
               <w:rPr>
@@ -1023,72 +1005,26 @@
                 <w:color w:val="000000"/>
                 <w:lang w:bidi="ar"/>
               </w:rPr>
-              <w:t>  完成小程序界面设计，确保所有功能模块的交互逻辑清晰</w:t>
+              <w:t>  研究ECharts数据可视化方案，优化生理数据的展示方式</w:t>
             </w:r>
           </w:p>
           <w:p>
             <w:pPr>
               <w:textAlignment w:val="top"/>
               <w:rPr>
+                <w:rFonts w:ascii="宋体" w:eastAsia="宋体" w:hAnsi="宋体" w:cs="宋体" w:hint="eastAsia"/>
+                <w:color w:val="000000"/>
+                <w:lang w:bidi="ar"/>
+              </w:rPr>
+            </w:pPr>
+            <w:r>
+              <w:rPr>
                 <w:rFonts w:ascii="宋体" w:eastAsia="宋体" w:hAnsi="宋体" w:cs="宋体"/>
                 <w:color w:val="000000"/>
                 <w:lang w:bidi="ar"/>
               </w:rPr>
-            </w:pPr>
-            <w:r>
-              <w:rPr>
-                <w:rFonts w:ascii="宋体" w:eastAsia="宋体" w:hAnsi="宋体" w:cs="宋体"/>
-                <w:color w:val="000000"/>
-                <w:lang w:bidi="ar"/>
-              </w:rPr>
-              <w:t>  研究</w:t>
-            </w:r>
-            <w:proofErr w:type="spellStart"/>
-            <w:r>
-              <w:rPr>
-                <w:rFonts w:ascii="宋体" w:eastAsia="宋体" w:hAnsi="宋体" w:cs="宋体"/>
-                <w:color w:val="000000"/>
-                <w:lang w:bidi="ar"/>
-              </w:rPr>
-              <w:t>ECharts</w:t>
-            </w:r>
-            <w:proofErr w:type="spellEnd"/>
-            <w:r>
-              <w:rPr>
-                <w:rFonts w:ascii="宋体" w:eastAsia="宋体" w:hAnsi="宋体" w:cs="宋体"/>
-                <w:color w:val="000000"/>
-                <w:lang w:bidi="ar"/>
-              </w:rPr>
-              <w:t>数据可视化方案，优化生理数据的展示方式</w:t>
-            </w:r>
-          </w:p>
-          <w:p>
-            <w:pPr>
-              <w:textAlignment w:val="top"/>
-              <w:rPr>
-                <w:rFonts w:ascii="宋体" w:eastAsia="宋体" w:hAnsi="宋体" w:cs="宋体"/>
-                <w:color w:val="000000"/>
-                <w:lang w:bidi="ar"/>
-              </w:rPr>
-            </w:pPr>
-            <w:r>
-              <w:rPr>
-                <w:rFonts w:ascii="宋体" w:eastAsia="宋体" w:hAnsi="宋体" w:cs="宋体"/>
-                <w:color w:val="000000"/>
-                <w:lang w:bidi="ar"/>
-              </w:rPr>
               <w:t>  讨论用户权限管理方案，确保不同用户访问不同级别的数据</w:t>
             </w:r>
-          </w:p>
-          <w:p>
-            <w:pPr>
-              <w:textAlignment w:val="top"/>
-              <w:rPr>
-                <w:rFonts w:ascii="宋体" w:eastAsia="宋体" w:hAnsi="宋体" w:cs="宋体" w:hint="eastAsia"/>
-                <w:color w:val="000000"/>
-                <w:lang w:bidi="ar"/>
-              </w:rPr>
-            </w:pPr>
           </w:p>
         </w:tc>
       </w:tr>
@@ -1946,6 +1882,7 @@
   <w:style w:type="character" w:default="1" w:styleId="a0">
     <w:name w:val="Default Paragraph Font"/>
     <w:uiPriority w:val="1"/>
+    <w:semiHidden/>
     <w:unhideWhenUsed/>
   </w:style>
   <w:style w:type="table" w:default="1" w:styleId="a1">
